--- a/documentword/崔欣洋屹个人工作汇报.docx
+++ b/documentword/崔欣洋屹个人工作汇报.docx
@@ -224,6 +224,9 @@
           <w:sz w:val="21"/>
         </w:rPr>
         <w:t>管理员页面需要把复杂状态转成用户能理解的操作提示，同时服务端仍要独立验证权限和日期。后续应补齐 Node 模拟环境所需的浏览器全局对象，复核管理员资格和注册关闭页面测试，并在真实 MySQL 环境完成操作验收。</w:t>
+      </w:r>
+      <w:r>
+        <w:t xml:space="preserve"> </w:t>
       </w:r>
     </w:p>
     <w:sectPr>
